--- a/fuentes/CF2_83440017_GV.docx
+++ b/fuentes/CF2_83440017_GV.docx
@@ -1,267 +1,694 @@
 
 <file path=word/document.xml><?xml version="1.0" encoding="utf-8"?>
-<w:document xmlns:wpc="http://schemas.microsoft.com/office/word/2010/wordprocessingCanvas" xmlns:cx="http://schemas.microsoft.com/office/drawing/2014/chartex" xmlns:cx1="http://schemas.microsoft.com/office/drawing/2015/9/8/chartex" xmlns:cx2="http://schemas.microsoft.com/office/drawing/2015/10/21/chartex" xmlns:cx3="http://schemas.microsoft.com/office/drawing/2016/5/9/chartex" xmlns:cx4="http://schemas.microsoft.com/office/drawing/2016/5/10/chartex" xmlns:cx5="http://schemas.microsoft.com/office/drawing/2016/5/11/chartex" xmlns:cx6="http://schemas.microsoft.com/office/drawing/2016/5/12/chartex" xmlns:cx7="http://schemas.microsoft.com/office/drawing/2016/5/13/chartex" xmlns:cx8="http://schemas.microsoft.com/office/drawing/2016/5/14/chartex" xmlns:mc="http://schemas.openxmlformats.org/markup-compatibility/2006" xmlns:aink="http://schemas.microsoft.com/office/drawing/2016/ink" xmlns:am3d="http://schemas.microsoft.com/office/drawing/2017/model3d" xmlns:o="urn:schemas-microsoft-com:office:office" xmlns:oel="http://schemas.microsoft.com/office/2019/extlst" xmlns:r="http://schemas.openxmlformats.org/officeDocument/2006/relationships" xmlns:m="http://schemas.openxmlformats.org/officeDocument/2006/math" xmlns:v="urn:schemas-microsoft-com:vml" xmlns:wp14="http://schemas.microsoft.com/office/word/2010/wordprocessingDrawing" xmlns:wp="http://schemas.openxmlformats.org/drawingml/2006/wordprocessingDrawing" xmlns:w10="urn:schemas-microsoft-com:office:word" xmlns:w="http://schemas.openxmlformats.org/wordprocessingml/2006/main" xmlns:w14="http://schemas.microsoft.com/office/word/2010/wordml" xmlns:w15="http://schemas.microsoft.com/office/word/2012/wordml" xmlns:w16cex="http://schemas.microsoft.com/office/word/2018/wordml/cex" xmlns:w16cid="http://schemas.microsoft.com/office/word/2016/wordml/cid" xmlns:w16="http://schemas.microsoft.com/office/word/2018/wordml" xmlns:w16du="http://schemas.microsoft.com/office/word/2023/wordml/word16du" xmlns:w16sdtdh="http://schemas.microsoft.com/office/word/2020/wordml/sdtdatahash" xmlns:w16se="http://schemas.microsoft.com/office/word/2015/wordml/symex" xmlns:wpg="http://schemas.microsoft.com/office/word/2010/wordprocessingGroup" xmlns:wpi="http://schemas.microsoft.com/office/word/2010/wordprocessingInk" xmlns:wne="http://schemas.microsoft.com/office/word/2006/wordml" xmlns:wps="http://schemas.microsoft.com/office/word/2010/wordprocessingShape" mc:Ignorable="w14 w15 w16se w16cid w16 w16cex w16sdtdh w16du wp14">
+<w:document xmlns:wpc="http://schemas.microsoft.com/office/word/2010/wordprocessingCanvas" xmlns:mc="http://schemas.openxmlformats.org/markup-compatibility/2006" xmlns:o="urn:schemas-microsoft-com:office:office" xmlns:r="http://schemas.openxmlformats.org/officeDocument/2006/relationships" xmlns:m="http://schemas.openxmlformats.org/officeDocument/2006/math" xmlns:v="urn:schemas-microsoft-com:vml" xmlns:wp14="http://schemas.microsoft.com/office/word/2010/wordprocessingDrawing" xmlns:wp="http://schemas.openxmlformats.org/drawingml/2006/wordprocessingDrawing" xmlns:w10="urn:schemas-microsoft-com:office:word" xmlns:w="http://schemas.openxmlformats.org/wordprocessingml/2006/main" xmlns:w14="http://schemas.microsoft.com/office/word/2010/wordml" xmlns:w15="http://schemas.microsoft.com/office/word/2012/wordml" xmlns:wpg="http://schemas.microsoft.com/office/word/2010/wordprocessingGroup" xmlns:wpi="http://schemas.microsoft.com/office/word/2010/wordprocessingInk" xmlns:wne="http://schemas.microsoft.com/office/word/2006/wordml" xmlns:wps="http://schemas.microsoft.com/office/word/2010/wordprocessingShape" mc:Ignorable="w14 w15 wp14">
   <w:body>
     <w:p>
       <w:pPr>
         <w:jc w:val="center"/>
         <w:rPr>
+          <w:rFonts w:ascii="Arial" w:hAnsi="Arial" w:cs="Arial"/>
           <w:b/>
-          <w:lang w:val="es-ES"/>
-        </w:rPr>
-      </w:pPr>
-      <w:r>
-        <w:rPr>
+          <w:sz w:val="20"/>
+          <w:szCs w:val="20"/>
+          <w:lang w:val="es-ES_tradnl"/>
+        </w:rPr>
+      </w:pPr>
+      <w:r>
+        <w:rPr>
+          <w:rFonts w:ascii="Arial" w:hAnsi="Arial" w:cs="Arial"/>
           <w:b/>
-          <w:lang w:val="es-ES"/>
-        </w:rPr>
-        <w:t>GUION INTRODUCCIÓN COMPONENTE FORMATIVO 0</w:t>
-      </w:r>
-      <w:r>
-        <w:rPr>
+          <w:sz w:val="20"/>
+          <w:szCs w:val="20"/>
+          <w:lang w:val="es-ES_tradnl"/>
+        </w:rPr>
+        <w:t xml:space="preserve">GUION </w:t>
+      </w:r>
+      <w:r>
+        <w:rPr>
+          <w:rFonts w:ascii="Arial" w:hAnsi="Arial" w:cs="Arial"/>
           <w:b/>
-          <w:lang w:val="es-ES"/>
-        </w:rPr>
-        <w:t>2</w:t>
+          <w:sz w:val="20"/>
+          <w:szCs w:val="20"/>
+          <w:lang w:val="es-ES_tradnl"/>
+        </w:rPr>
+        <w:t>INT</w:t>
+      </w:r>
+      <w:r>
+        <w:rPr>
+          <w:rFonts w:ascii="Arial" w:hAnsi="Arial" w:cs="Arial"/>
+          <w:b/>
+          <w:sz w:val="20"/>
+          <w:szCs w:val="20"/>
+          <w:lang w:val="es-ES_tradnl"/>
+        </w:rPr>
+        <w:t xml:space="preserve">RODUCCIÓN </w:t>
       </w:r>
     </w:p>
     <w:p>
       <w:pPr>
         <w:jc w:val="center"/>
         <w:rPr>
+          <w:rFonts w:ascii="Arial" w:hAnsi="Arial" w:cs="Arial"/>
+          <w:b/>
+          <w:sz w:val="20"/>
+          <w:szCs w:val="20"/>
+          <w:lang w:val="es-ES_tradnl"/>
+        </w:rPr>
+      </w:pPr>
+      <w:r>
+        <w:rPr>
+          <w:rFonts w:ascii="Arial" w:hAnsi="Arial" w:cs="Arial"/>
+          <w:b/>
+          <w:sz w:val="20"/>
+          <w:szCs w:val="20"/>
+          <w:lang w:val="es-ES_tradnl"/>
+        </w:rPr>
+        <w:t>COMPONENTE FORMATIVO 2</w:t>
+      </w:r>
+    </w:p>
+    <w:p>
+      <w:pPr>
+        <w:jc w:val="both"/>
+        <w:rPr>
+          <w:rFonts w:ascii="Arial" w:hAnsi="Arial" w:cs="Arial"/>
           <w:b/>
           <w:bCs/>
+          <w:sz w:val="20"/>
+          <w:szCs w:val="20"/>
+          <w:lang w:val="es-ES_tradnl"/>
+        </w:rPr>
+      </w:pPr>
+    </w:p>
+    <w:p>
+      <w:pPr>
+        <w:jc w:val="both"/>
+        <w:rPr>
+          <w:rFonts w:ascii="Calibri" w:hAnsi="Calibri" w:cs="Calibri"/>
+          <w:b w:val="1"/>
+          <w:bCs w:val="1"/>
+          <w:color w:val="000000" w:themeColor="text1"/>
+        </w:rPr>
+      </w:pPr>
+      <w:r>
+        <w:rPr>
+          <w:rFonts w:ascii="Calibri" w:hAnsi="Calibri" w:cs="Calibri"/>
+          <w:b w:val="1"/>
+          <w:bCs w:val="1"/>
           <w:lang w:val="es-ES"/>
         </w:rPr>
-      </w:pPr>
-      <w:r>
-        <w:rPr>
-          <w:lang w:val="es-ES"/>
-        </w:rPr>
-        <w:t>Título del video:</w:t>
-      </w:r>
-      <w:r>
-        <w:rPr>
+        <w:t xml:space="preserve">Título del video: </w:t>
+      </w:r>
+      <w:r>
+        <w:rPr>
+          <w:b w:val="1"/>
+          <w:bCs w:val="1"/>
+          <w:sz w:val="20"/>
+          <w:szCs w:val="20"/>
+        </w:rPr>
+        <w:t xml:space="preserve">Administración y publicación de tu proyecto </w:t>
+      </w:r>
+      <w:r>
+        <w:rPr>
+          <w:b w:val="1"/>
+          <w:bCs w:val="1"/>
+          <w:sz w:val="20"/>
+          <w:szCs w:val="20"/>
+        </w:rPr>
+        <w:t>w</w:t>
+      </w:r>
+      <w:r>
+        <w:rPr>
+          <w:b w:val="1"/>
+          <w:bCs w:val="1"/>
+          <w:sz w:val="20"/>
+          <w:szCs w:val="20"/>
+        </w:rPr>
+        <w:t>eb.</w:t>
+      </w:r>
+    </w:p>
+    <w:p>
+      <w:pPr>
+        <w:spacing w:before="100" w:beforeAutospacing="1" w:after="100" w:afterAutospacing="1" w:line="240" w:lineRule="auto"/>
+      </w:pPr>
+      <w:r>
+        <w:t xml:space="preserve">En el entorno digital actual, la creación de un sitio web no finaliza con la instalación del </w:t>
+      </w:r>
+      <w:r>
+        <w:rPr>
+          <w:i/>
+        </w:rPr>
+        <w:t>software</w:t>
+      </w:r>
+      <w:r>
+        <w:t xml:space="preserve"> ni con la definición de su </w:t>
+      </w:r>
+      <w:r>
+        <w:rPr>
+          <w:rStyle w:val="Textoennegrita"/>
+          <w:color w:val="FF0000"/>
+        </w:rPr>
+        <w:t>arquitectura de la información</w:t>
+      </w:r>
+      <w:r>
+        <w:t xml:space="preserve">; es en las fases de </w:t>
+      </w:r>
+      <w:r>
+        <w:rPr>
+          <w:rStyle w:val="Textoennegrita"/>
+          <w:color w:val="FF0000"/>
+        </w:rPr>
+        <w:t>administración</w:t>
+      </w:r>
+      <w:r>
+        <w:rPr>
+          <w:color w:val="FF0000"/>
+        </w:rPr>
+        <w:t xml:space="preserve">, </w:t>
+      </w:r>
+      <w:r>
+        <w:rPr>
+          <w:rStyle w:val="Textoennegrita"/>
+          <w:color w:val="FF0000"/>
+        </w:rPr>
+        <w:t>diseño visual</w:t>
+      </w:r>
+      <w:r>
+        <w:rPr>
+          <w:color w:val="FF0000"/>
+        </w:rPr>
+        <w:t xml:space="preserve"> y </w:t>
+      </w:r>
+      <w:r>
+        <w:rPr>
+          <w:rStyle w:val="Textoennegrita"/>
+          <w:color w:val="FF0000"/>
+        </w:rPr>
+        <w:t>despliegue técnico</w:t>
+      </w:r>
+      <w:r>
+        <w:rPr>
+          <w:color w:val="FF0000"/>
+        </w:rPr>
+        <w:t xml:space="preserve"> </w:t>
+      </w:r>
+      <w:r>
+        <w:t>donde el proyecto adquiere su verdadero valor.</w:t>
+      </w:r>
+    </w:p>
+    <w:p>
+      <w:pPr>
+        <w:spacing w:before="100" w:beforeAutospacing="1" w:after="100" w:afterAutospacing="1" w:line="240" w:lineRule="auto"/>
+      </w:pPr>
+      <w:r>
+        <w:rPr>
+          <w:rStyle w:val="Textoennegrita"/>
+          <w:color w:val="FF0000"/>
+        </w:rPr>
+        <w:t>Administración y publicación de tu proyecto web</w:t>
+      </w:r>
+      <w:r>
+        <w:t xml:space="preserve">, aborda las fases </w:t>
+      </w:r>
+      <w:r>
+        <w:rPr>
+          <w:rStyle w:val="Textoennegrita"/>
+          <w:color w:val="FF0000"/>
+        </w:rPr>
+        <w:t>operativas</w:t>
+      </w:r>
+      <w:r>
+        <w:rPr>
+          <w:color w:val="FF0000"/>
+        </w:rPr>
+        <w:t xml:space="preserve"> y </w:t>
+      </w:r>
+      <w:r>
+        <w:rPr>
+          <w:rStyle w:val="Textoennegrita"/>
+          <w:color w:val="FF0000"/>
+        </w:rPr>
+        <w:t>estratégicas</w:t>
+      </w:r>
+      <w:r>
+        <w:rPr>
+          <w:color w:val="FF0000"/>
+        </w:rPr>
+        <w:t xml:space="preserve"> </w:t>
+      </w:r>
+      <w:r>
+        <w:t xml:space="preserve">necesarias para transformar una estructura básica en una plataforma </w:t>
+      </w:r>
+      <w:r>
+        <w:rPr>
+          <w:rStyle w:val="Textoennegrita"/>
+          <w:color w:val="FF0000"/>
+        </w:rPr>
+        <w:t>dinámica</w:t>
+      </w:r>
+      <w:r>
+        <w:rPr>
+          <w:color w:val="FF0000"/>
+        </w:rPr>
+        <w:t xml:space="preserve">, </w:t>
+      </w:r>
+      <w:r>
+        <w:rPr>
+          <w:rStyle w:val="Textoennegrita"/>
+          <w:color w:val="FF0000"/>
+        </w:rPr>
+        <w:t>interactiva</w:t>
+      </w:r>
+      <w:r>
+        <w:rPr>
+          <w:color w:val="FF0000"/>
+        </w:rPr>
+        <w:t xml:space="preserve"> </w:t>
+      </w:r>
+      <w:r>
+        <w:t xml:space="preserve">y orientada al </w:t>
+      </w:r>
+      <w:r>
+        <w:rPr>
+          <w:rStyle w:val="Textoennegrita"/>
+          <w:color w:val="FF0000"/>
+        </w:rPr>
+        <w:t>usuario final</w:t>
+      </w:r>
+      <w:r>
+        <w:t>.</w:t>
+      </w:r>
+    </w:p>
+    <w:p>
+      <w:pPr>
+        <w:spacing w:before="100" w:beforeAutospacing="1" w:after="100" w:afterAutospacing="1" w:line="240" w:lineRule="auto"/>
+      </w:pPr>
+      <w:r>
+        <w:t xml:space="preserve">A lo largo del proceso formativo, se desarrollan competencias para la </w:t>
+      </w:r>
+      <w:r>
+        <w:rPr>
+          <w:rStyle w:val="Textoennegrita"/>
+          <w:color w:val="FF0000"/>
+        </w:rPr>
+        <w:t>gestión de contenidos</w:t>
+      </w:r>
+      <w:r>
+        <w:t xml:space="preserve">, integrando </w:t>
+      </w:r>
+      <w:r>
+        <w:rPr>
+          <w:rStyle w:val="Textoennegrita"/>
+          <w:color w:val="FF0000"/>
+        </w:rPr>
+        <w:t>textos</w:t>
+      </w:r>
+      <w:r>
+        <w:rPr>
+          <w:color w:val="FF0000"/>
+        </w:rPr>
+        <w:t xml:space="preserve">, </w:t>
+      </w:r>
+      <w:r>
+        <w:rPr>
+          <w:rStyle w:val="Textoennegrita"/>
+          <w:color w:val="FF0000"/>
+        </w:rPr>
+        <w:t>recursos multimedia</w:t>
+      </w:r>
+      <w:r>
+        <w:rPr>
+          <w:color w:val="FF0000"/>
+        </w:rPr>
+        <w:t xml:space="preserve"> </w:t>
+      </w:r>
+      <w:r>
+        <w:t xml:space="preserve">y mecanismos de </w:t>
+      </w:r>
+      <w:r>
+        <w:rPr>
+          <w:rStyle w:val="Textoennegrita"/>
+          <w:color w:val="FF0000"/>
+        </w:rPr>
+        <w:t>participación digital</w:t>
+      </w:r>
+      <w:r>
+        <w:rPr>
+          <w:color w:val="FF0000"/>
+        </w:rPr>
+        <w:t xml:space="preserve"> </w:t>
+      </w:r>
+      <w:r>
+        <w:t>dentro del sitio web.</w:t>
+      </w:r>
+    </w:p>
+    <w:p>
+      <w:pPr>
+        <w:spacing w:before="100" w:beforeAutospacing="1" w:after="100" w:afterAutospacing="1" w:line="240" w:lineRule="auto"/>
+        <w:rPr>
+          <w:color w:val="FF0000"/>
+        </w:rPr>
+      </w:pPr>
+      <w:r>
+        <w:t xml:space="preserve">Asimismo, se comprende cómo ampliar las funcionalidades mediante el uso de </w:t>
+      </w:r>
+      <w:r>
+        <w:rPr>
+          <w:rStyle w:val="Textoennegrita"/>
+          <w:i/>
+          <w:color w:val="FF0000"/>
+        </w:rPr>
+        <w:t>plugins</w:t>
+      </w:r>
+      <w:r>
+        <w:t xml:space="preserve">, así como la configuración de </w:t>
+      </w:r>
+      <w:r>
+        <w:rPr>
+          <w:rStyle w:val="Textoennegrita"/>
+          <w:color w:val="FF0000"/>
+        </w:rPr>
+        <w:t>temas</w:t>
+      </w:r>
+      <w:r>
+        <w:rPr>
+          <w:color w:val="FF0000"/>
+        </w:rPr>
+        <w:t xml:space="preserve">, </w:t>
+      </w:r>
+      <w:r>
+        <w:rPr>
+          <w:rStyle w:val="Textoennegrita"/>
+          <w:i/>
+          <w:color w:val="FF0000"/>
+        </w:rPr>
+        <w:t>widgets</w:t>
+      </w:r>
+      <w:r>
+        <w:rPr>
+          <w:color w:val="FF0000"/>
+        </w:rPr>
+        <w:t xml:space="preserve"> </w:t>
+      </w:r>
+      <w:r>
+        <w:t xml:space="preserve">y herramientas de </w:t>
+      </w:r>
+      <w:r>
+        <w:rPr>
+          <w:rStyle w:val="Textoennegrita"/>
+          <w:color w:val="FF0000"/>
+        </w:rPr>
+        <w:t>personalización visual</w:t>
+      </w:r>
+      <w:r>
+        <w:rPr>
+          <w:color w:val="FF0000"/>
+        </w:rPr>
+        <w:t xml:space="preserve"> </w:t>
+      </w:r>
+      <w:r>
+        <w:t xml:space="preserve">para fortalecer la </w:t>
+      </w:r>
+      <w:r>
+        <w:rPr>
+          <w:rStyle w:val="Textoennegrita"/>
+          <w:color w:val="FF0000"/>
+        </w:rPr>
+        <w:t>experiencia de usuario (UX)</w:t>
+      </w:r>
+      <w:r>
+        <w:rPr>
+          <w:color w:val="FF0000"/>
+        </w:rPr>
+        <w:t>.</w:t>
+      </w:r>
+    </w:p>
+    <w:p>
+      <w:pPr>
+        <w:spacing w:before="100" w:beforeAutospacing="1" w:after="100" w:afterAutospacing="1" w:line="240" w:lineRule="auto"/>
+        <w:rPr>
+          <w:color w:val="FF0000"/>
+        </w:rPr>
+      </w:pPr>
+      <w:r>
+        <w:t>A lo largo del proceso formativo se</w:t>
+      </w:r>
+      <w:r>
+        <w:t xml:space="preserve"> aborda aspectos clave de la </w:t>
+      </w:r>
+      <w:r>
+        <w:rPr>
+          <w:rStyle w:val="Textoennegrita"/>
+          <w:color w:val="FF0000"/>
+        </w:rPr>
+        <w:t>seguridad de la información</w:t>
+      </w:r>
+      <w:r>
+        <w:rPr>
+          <w:color w:val="FF0000"/>
+        </w:rPr>
+        <w:t xml:space="preserve"> </w:t>
+      </w:r>
+      <w:r>
+        <w:t xml:space="preserve">y la gestión de la </w:t>
+      </w:r>
+      <w:r>
+        <w:rPr>
+          <w:rStyle w:val="Textoennegrita"/>
+          <w:color w:val="FF0000"/>
+        </w:rPr>
+        <w:t>infraestructura web</w:t>
+      </w:r>
+      <w:r>
+        <w:t xml:space="preserve">, incluyendo procesos como </w:t>
+      </w:r>
+      <w:r>
+        <w:rPr>
+          <w:rStyle w:val="Textoennegrita"/>
+          <w:color w:val="FF0000"/>
+        </w:rPr>
+        <w:t>respaldo</w:t>
+      </w:r>
+      <w:r>
+        <w:rPr>
+          <w:color w:val="FF0000"/>
+        </w:rPr>
+        <w:t xml:space="preserve">, </w:t>
+      </w:r>
+      <w:r>
+        <w:rPr>
+          <w:rStyle w:val="Textoennegrita"/>
+          <w:color w:val="FF0000"/>
+        </w:rPr>
+        <w:t>exportación</w:t>
+      </w:r>
+      <w:r>
+        <w:rPr>
+          <w:color w:val="FF0000"/>
+        </w:rPr>
+        <w:t xml:space="preserve">, </w:t>
+      </w:r>
+      <w:r>
+        <w:rPr>
+          <w:rStyle w:val="Textoennegrita"/>
+          <w:color w:val="FF0000"/>
+        </w:rPr>
+        <w:t>importación</w:t>
+      </w:r>
+      <w:r>
+        <w:rPr>
+          <w:color w:val="FF0000"/>
+        </w:rPr>
+        <w:t xml:space="preserve"> y </w:t>
+      </w:r>
+      <w:r>
+        <w:rPr>
+          <w:rStyle w:val="Textoennegrita"/>
+          <w:color w:val="FF0000"/>
+        </w:rPr>
+        <w:t>publicación en la nube</w:t>
+      </w:r>
+      <w:r>
+        <w:rPr>
+          <w:color w:val="FF0000"/>
+        </w:rPr>
+        <w:t>.</w:t>
+      </w:r>
+    </w:p>
+    <w:p>
+      <w:pPr>
+        <w:spacing w:before="100" w:beforeAutospacing="1" w:after="100" w:afterAutospacing="1" w:line="240" w:lineRule="auto"/>
+        <w:rPr>
+          <w:color w:val="FF0000"/>
+        </w:rPr>
+      </w:pPr>
+      <w:r>
+        <w:t xml:space="preserve">El enfoque pedagógico promueve el desarrollo de un </w:t>
+      </w:r>
+      <w:r>
+        <w:rPr>
+          <w:rStyle w:val="Textoennegrita"/>
+          <w:color w:val="FF0000"/>
+        </w:rPr>
+        <w:t>pensamiento sistémico</w:t>
+      </w:r>
+      <w:r>
+        <w:t xml:space="preserve">, orientado a la </w:t>
+      </w:r>
+      <w:r>
+        <w:rPr>
+          <w:rStyle w:val="Textoennegrita"/>
+          <w:color w:val="FF0000"/>
+        </w:rPr>
+        <w:t>resolución de problemas</w:t>
+      </w:r>
+      <w:r>
+        <w:rPr>
+          <w:color w:val="FF0000"/>
+        </w:rPr>
+        <w:t xml:space="preserve"> </w:t>
+      </w:r>
+      <w:r>
+        <w:t xml:space="preserve">y al análisis de decisiones técnicas en función de la </w:t>
+      </w:r>
+      <w:r>
+        <w:rPr>
+          <w:rStyle w:val="Textoennegrita"/>
+          <w:color w:val="FF0000"/>
+        </w:rPr>
+        <w:t>usabilidad</w:t>
+      </w:r>
+      <w:r>
+        <w:t xml:space="preserve"> y la </w:t>
+      </w:r>
+      <w:r>
+        <w:rPr>
+          <w:rStyle w:val="Textoennegrita"/>
+          <w:color w:val="FF0000"/>
+        </w:rPr>
+        <w:t>accesibilidad web</w:t>
+      </w:r>
+      <w:r>
+        <w:rPr>
+          <w:color w:val="FF0000"/>
+        </w:rPr>
+        <w:t>.</w:t>
+      </w:r>
+    </w:p>
+    <w:p>
+      <w:pPr>
+        <w:spacing w:before="100" w:beforeAutospacing="1" w:after="100" w:afterAutospacing="1" w:line="240" w:lineRule="auto"/>
+        <w:rPr>
+          <w:color w:val="FF0000"/>
+        </w:rPr>
+      </w:pPr>
+      <w:r>
+        <w:t xml:space="preserve">Este proceso formativo permite consolidar habilidades para la </w:t>
+      </w:r>
+      <w:r>
+        <w:rPr>
+          <w:rStyle w:val="Textoennegrita"/>
+          <w:color w:val="FF0000"/>
+        </w:rPr>
+        <w:t>gestión de proyectos digitales</w:t>
+      </w:r>
+      <w:r>
+        <w:t xml:space="preserve">, respondiendo a las necesidades del sector productivo y facilitando la </w:t>
+      </w:r>
+      <w:r>
+        <w:rPr>
+          <w:rStyle w:val="Textoennegrita"/>
+          <w:color w:val="FF0000"/>
+        </w:rPr>
+        <w:t>publicación efectiva</w:t>
+      </w:r>
+      <w:r>
+        <w:rPr>
+          <w:color w:val="FF0000"/>
+        </w:rPr>
+        <w:t xml:space="preserve"> </w:t>
+      </w:r>
+      <w:r>
+        <w:t>de sitios web en entornos reales. Bienvenido a este espacio de aprendizaje orientado a la innovación y al desarrollo profesional.</w:t>
+      </w:r>
+    </w:p>
+    <w:p>
+      <w:pPr>
+        <w:spacing w:before="100" w:beforeAutospacing="1" w:after="100" w:afterAutospacing="1" w:line="240" w:lineRule="auto"/>
+        <w:rPr>
+          <w:color w:val="FF0000"/>
+        </w:rPr>
+      </w:pPr>
+    </w:p>
+    <w:p>
+      <w:pPr>
+        <w:spacing w:before="100" w:beforeAutospacing="1" w:after="100" w:afterAutospacing="1" w:line="240" w:lineRule="auto"/>
+        <w:rPr>
+          <w:rFonts w:ascii="Arial" w:hAnsi="Arial" w:eastAsia="Times New Roman" w:cs="Arial"/>
+          <w:sz w:val="20"/>
+          <w:szCs w:val="20"/>
+          <w:lang w:eastAsia="es-CO"/>
+        </w:rPr>
+      </w:pPr>
+      <w:r>
+        <w:rPr>
+          <w:rFonts w:ascii="Arial" w:hAnsi="Arial" w:eastAsia="Times New Roman" w:cs="Arial"/>
           <w:b/>
           <w:bCs/>
-          <w:lang w:val="es-ES"/>
-        </w:rPr>
-        <w:t xml:space="preserve"> </w:t>
-      </w:r>
-      <w:r>
-        <w:rPr>
+          <w:sz w:val="20"/>
+          <w:szCs w:val="20"/>
+          <w:lang w:eastAsia="es-CO"/>
+        </w:rPr>
+        <w:t>TOTAL</w:t>
+      </w:r>
+      <w:r>
+        <w:rPr>
+          <w:rFonts w:ascii="Arial" w:hAnsi="Arial" w:eastAsia="Times New Roman" w:cs="Arial"/>
           <w:b/>
           <w:bCs/>
-          <w:lang w:val="es-ES"/>
-        </w:rPr>
-        <w:t xml:space="preserve">Patronaje infantil de prendas deportivas </w:t>
-      </w:r>
-    </w:p>
-    <w:p>
-      <w:r>
-        <w:t xml:space="preserve">Bienvenido a este componente de patronaje </w:t>
-      </w:r>
-      <w:r>
-        <w:t xml:space="preserve">infantil </w:t>
-      </w:r>
-      <w:r>
-        <w:t>de prendas deportivas</w:t>
-      </w:r>
-      <w:r>
-        <w:t>, a</w:t>
-      </w:r>
-      <w:r>
-        <w:t xml:space="preserve">quí aprenderá cómo diseñar patrones pensados para </w:t>
-      </w:r>
-      <w:r>
-        <w:rPr>
+          <w:sz w:val="20"/>
+          <w:szCs w:val="20"/>
+          <w:lang w:eastAsia="es-CO"/>
+        </w:rPr>
+        <w:t xml:space="preserve">, </w:t>
+      </w:r>
+      <w:r>
+        <w:rPr>
+          <w:rFonts w:ascii="Arial" w:hAnsi="Arial" w:eastAsia="Times New Roman" w:cs="Arial"/>
           <w:b/>
           <w:bCs/>
-        </w:rPr>
-        <w:t xml:space="preserve">niños </w:t>
-      </w:r>
-      <w:r>
-        <w:rPr>
+          <w:sz w:val="20"/>
+          <w:szCs w:val="20"/>
+          <w:lang w:eastAsia="es-CO"/>
+        </w:rPr>
+        <w:t xml:space="preserve">PALABRAS: </w:t>
+      </w:r>
+      <w:r>
+        <w:rPr>
+          <w:rFonts w:ascii="Arial" w:hAnsi="Arial" w:eastAsia="Times New Roman" w:cs="Arial"/>
           <w:b/>
           <w:bCs/>
-        </w:rPr>
-        <w:t xml:space="preserve">y niñas </w:t>
-      </w:r>
-      <w:r>
-        <w:rPr>
+          <w:sz w:val="20"/>
+          <w:szCs w:val="20"/>
+          <w:lang w:eastAsia="es-CO"/>
+        </w:rPr>
+        <w:t>2</w:t>
+      </w:r>
+      <w:r>
+        <w:rPr>
+          <w:rFonts w:ascii="Arial" w:hAnsi="Arial" w:eastAsia="Times New Roman" w:cs="Arial"/>
           <w:b/>
           <w:bCs/>
-        </w:rPr>
-        <w:t>entre 6 y 12 años</w:t>
-      </w:r>
-      <w:r>
-        <w:t xml:space="preserve">, una etapa en la que el cuerpo </w:t>
-      </w:r>
-      <w:r>
-        <w:t>experimenta cambios constantes</w:t>
-      </w:r>
-      <w:r>
-        <w:t xml:space="preserve"> y exige precisión en cada medida.</w:t>
-      </w:r>
-    </w:p>
-    <w:p>
-      <w:r>
-        <w:t>Se explora</w:t>
-      </w:r>
-      <w:r>
-        <w:t xml:space="preserve"> la relación entre </w:t>
-      </w:r>
-      <w:r>
-        <w:rPr>
-          <w:b/>
-          <w:bCs/>
-        </w:rPr>
-        <w:t>el movimiento, el ajuste y los materiales</w:t>
-      </w:r>
-      <w:r>
-        <w:t>, especialmente los tejidos de punto, fundamentales en este tipo de vestuario.</w:t>
-      </w:r>
-    </w:p>
-    <w:p>
-      <w:r>
-        <w:t>A lo largo del proceso</w:t>
-      </w:r>
-      <w:r>
-        <w:t xml:space="preserve"> formativo</w:t>
-      </w:r>
-      <w:r>
-        <w:t xml:space="preserve">, </w:t>
-      </w:r>
-      <w:r>
-        <w:t>se abordan</w:t>
-      </w:r>
-      <w:r>
-        <w:t xml:space="preserve"> prendas clave como </w:t>
-      </w:r>
-      <w:r>
-        <w:rPr>
-          <w:b/>
-          <w:bCs/>
-        </w:rPr>
-        <w:t>camisetas, camisillas, manga ra</w:t>
-      </w:r>
-      <w:r>
-        <w:rPr>
-          <w:b/>
-          <w:bCs/>
-        </w:rPr>
-        <w:t>n</w:t>
-      </w:r>
-      <w:r>
-        <w:rPr>
-          <w:b/>
-          <w:bCs/>
-        </w:rPr>
-        <w:t>glán, sudaderas y mallas</w:t>
-      </w:r>
-      <w:r>
-        <w:t xml:space="preserve">, </w:t>
-      </w:r>
-      <w:r>
-        <w:t>desarrollando</w:t>
-      </w:r>
-      <w:r>
-        <w:t xml:space="preserve"> su construcción paso a paso con criterios técnicos de producción.</w:t>
-      </w:r>
-    </w:p>
-    <w:p>
-      <w:r>
-        <w:t xml:space="preserve">Asimismo, se presentan </w:t>
-      </w:r>
-      <w:r>
-        <w:t xml:space="preserve">los principios del </w:t>
-      </w:r>
-      <w:r>
-        <w:rPr>
-          <w:b/>
-          <w:bCs/>
-        </w:rPr>
-        <w:t>escalado industrial</w:t>
-      </w:r>
-      <w:r>
-        <w:t xml:space="preserve">, </w:t>
-      </w:r>
-      <w:r>
-        <w:t>mediante la aplicación de</w:t>
-      </w:r>
-      <w:r>
-        <w:t xml:space="preserve"> métodos que </w:t>
-      </w:r>
-      <w:r>
-        <w:t xml:space="preserve">permiten </w:t>
-      </w:r>
-      <w:r>
-        <w:t>transformar un patrón base en diferentes tallas.</w:t>
-      </w:r>
-    </w:p>
-    <w:p>
-      <w:r>
-        <w:t xml:space="preserve">Este recorrido </w:t>
-      </w:r>
-      <w:r>
-        <w:t>proporciona</w:t>
-      </w:r>
-      <w:r>
-        <w:t xml:space="preserve"> </w:t>
-      </w:r>
-      <w:r>
-        <w:rPr>
-          <w:b/>
-          <w:bCs/>
-        </w:rPr>
-        <w:t xml:space="preserve">herramientas prácticas para </w:t>
-      </w:r>
-      <w:r>
-        <w:rPr>
-          <w:b/>
-          <w:bCs/>
-        </w:rPr>
-        <w:t>el desarrollo de</w:t>
-      </w:r>
-      <w:r>
-        <w:rPr>
-          <w:b/>
-          <w:bCs/>
-        </w:rPr>
-        <w:t xml:space="preserve"> patrones funcionales</w:t>
-      </w:r>
-      <w:r>
-        <w:t xml:space="preserve">, cómodos y </w:t>
-      </w:r>
-      <w:r>
-        <w:t>listos</w:t>
-      </w:r>
-      <w:r>
-        <w:t xml:space="preserve"> para la industria.</w:t>
-      </w:r>
-    </w:p>
-    <w:p>
-      <w:r>
-        <w:t>TOTAL</w:t>
-      </w:r>
-      <w:r>
-        <w:t xml:space="preserve"> PALABRAS</w:t>
-      </w:r>
-      <w:r>
-        <w:t xml:space="preserve">: </w:t>
-      </w:r>
-      <w:r>
-        <w:t>1</w:t>
-      </w:r>
-      <w:r>
-        <w:t>3</w:t>
-      </w:r>
-      <w:r>
-        <w:t>2</w:t>
-      </w:r>
+          <w:sz w:val="20"/>
+          <w:szCs w:val="20"/>
+          <w:lang w:eastAsia="es-CO"/>
+        </w:rPr>
+        <w:t>60</w:t>
+      </w:r>
+      <w:bookmarkStart w:name="_GoBack" w:id="0"/>
+      <w:bookmarkEnd w:id="0"/>
     </w:p>
     <w:sectPr>
-      <w:pgSz w:w="12240" w:h="15840"/>
+      <w:pgSz w:w="12240" w:h="15840" w:orient="portrait"/>
       <w:pgMar w:top="1417" w:right="1701" w:bottom="1417" w:left="1701" w:header="708" w:footer="708" w:gutter="0"/>
       <w:cols w:space="708"/>
       <w:docGrid w:linePitch="360"/>
@@ -279,7 +706,7 @@
 </file>
 
 <file path=word/numbering.xml><?xml version="1.0" encoding="utf-8"?>
-<w:numbering xmlns:wpc="http://schemas.microsoft.com/office/word/2010/wordprocessingCanvas" xmlns:cx="http://schemas.microsoft.com/office/drawing/2014/chartex" xmlns:cx1="http://schemas.microsoft.com/office/drawing/2015/9/8/chartex" xmlns:cx2="http://schemas.microsoft.com/office/drawing/2015/10/21/chartex" xmlns:cx3="http://schemas.microsoft.com/office/drawing/2016/5/9/chartex" xmlns:cx4="http://schemas.microsoft.com/office/drawing/2016/5/10/chartex" xmlns:cx5="http://schemas.microsoft.com/office/drawing/2016/5/11/chartex" xmlns:cx6="http://schemas.microsoft.com/office/drawing/2016/5/12/chartex" xmlns:cx7="http://schemas.microsoft.com/office/drawing/2016/5/13/chartex" xmlns:cx8="http://schemas.microsoft.com/office/drawing/2016/5/14/chartex" xmlns:mc="http://schemas.openxmlformats.org/markup-compatibility/2006" xmlns:aink="http://schemas.microsoft.com/office/drawing/2016/ink" xmlns:am3d="http://schemas.microsoft.com/office/drawing/2017/model3d" xmlns:o="urn:schemas-microsoft-com:office:office" xmlns:oel="http://schemas.microsoft.com/office/2019/extlst" xmlns:r="http://schemas.openxmlformats.org/officeDocument/2006/relationships" xmlns:m="http://schemas.openxmlformats.org/officeDocument/2006/math" xmlns:v="urn:schemas-microsoft-com:vml" xmlns:wp14="http://schemas.microsoft.com/office/word/2010/wordprocessingDrawing" xmlns:wp="http://schemas.openxmlformats.org/drawingml/2006/wordprocessingDrawing" xmlns:w10="urn:schemas-microsoft-com:office:word" xmlns:w="http://schemas.openxmlformats.org/wordprocessingml/2006/main" xmlns:w14="http://schemas.microsoft.com/office/word/2010/wordml" xmlns:w15="http://schemas.microsoft.com/office/word/2012/wordml" xmlns:w16cex="http://schemas.microsoft.com/office/word/2018/wordml/cex" xmlns:w16cid="http://schemas.microsoft.com/office/word/2016/wordml/cid" xmlns:w16="http://schemas.microsoft.com/office/word/2018/wordml" xmlns:w16du="http://schemas.microsoft.com/office/word/2023/wordml/word16du" xmlns:w16sdtdh="http://schemas.microsoft.com/office/word/2020/wordml/sdtdatahash" xmlns:w16se="http://schemas.microsoft.com/office/word/2015/wordml/symex" xmlns:wpg="http://schemas.microsoft.com/office/word/2010/wordprocessingGroup" xmlns:wpi="http://schemas.microsoft.com/office/word/2010/wordprocessingInk" xmlns:wne="http://schemas.microsoft.com/office/word/2006/wordml" xmlns:wps="http://schemas.microsoft.com/office/word/2010/wordprocessingShape" mc:Ignorable="w14 w15 w16se w16cid w16 w16cex w16sdtdh w16du wp14">
+<w:numbering xmlns:wpc="http://schemas.microsoft.com/office/word/2010/wordprocessingCanvas" xmlns:mc="http://schemas.openxmlformats.org/markup-compatibility/2006" xmlns:o="urn:schemas-microsoft-com:office:office" xmlns:r="http://schemas.openxmlformats.org/officeDocument/2006/relationships" xmlns:m="http://schemas.openxmlformats.org/officeDocument/2006/math" xmlns:v="urn:schemas-microsoft-com:vml" xmlns:wp14="http://schemas.microsoft.com/office/word/2010/wordprocessingDrawing" xmlns:wp="http://schemas.openxmlformats.org/drawingml/2006/wordprocessingDrawing" xmlns:w10="urn:schemas-microsoft-com:office:word" xmlns:w="http://schemas.openxmlformats.org/wordprocessingml/2006/main" xmlns:w14="http://schemas.microsoft.com/office/word/2010/wordml" xmlns:w15="http://schemas.microsoft.com/office/word/2012/wordml" xmlns:wpg="http://schemas.microsoft.com/office/word/2010/wordprocessingGroup" xmlns:wpi="http://schemas.microsoft.com/office/word/2010/wordprocessingInk" xmlns:wne="http://schemas.microsoft.com/office/word/2006/wordml" xmlns:wps="http://schemas.microsoft.com/office/word/2010/wordprocessingShape" mc:Ignorable="w14 w15 wp14">
   <w:abstractNum w:abstractNumId="0" w15:restartNumberingAfterBreak="0">
     <w:nsid w:val="12C40EC9"/>
     <w:multiLevelType w:val="hybridMultilevel"/>
@@ -293,7 +720,7 @@
         <w:ind w:left="720" w:hanging="360"/>
       </w:pPr>
       <w:rPr>
-        <w:rFonts w:ascii="Symbol" w:hAnsi="Symbol" w:hint="default"/>
+        <w:rFonts w:hint="default" w:ascii="Symbol" w:hAnsi="Symbol"/>
       </w:rPr>
     </w:lvl>
     <w:lvl w:ilvl="1" w:tplc="240A0003" w:tentative="1">
@@ -305,7 +732,7 @@
         <w:ind w:left="1440" w:hanging="360"/>
       </w:pPr>
       <w:rPr>
-        <w:rFonts w:ascii="Courier New" w:hAnsi="Courier New" w:cs="Courier New" w:hint="default"/>
+        <w:rFonts w:hint="default" w:ascii="Courier New" w:hAnsi="Courier New" w:cs="Courier New"/>
       </w:rPr>
     </w:lvl>
     <w:lvl w:ilvl="2" w:tplc="240A0005" w:tentative="1">
@@ -317,7 +744,7 @@
         <w:ind w:left="2160" w:hanging="360"/>
       </w:pPr>
       <w:rPr>
-        <w:rFonts w:ascii="Wingdings" w:hAnsi="Wingdings" w:hint="default"/>
+        <w:rFonts w:hint="default" w:ascii="Wingdings" w:hAnsi="Wingdings"/>
       </w:rPr>
     </w:lvl>
     <w:lvl w:ilvl="3" w:tplc="240A0001" w:tentative="1">
@@ -329,7 +756,7 @@
         <w:ind w:left="2880" w:hanging="360"/>
       </w:pPr>
       <w:rPr>
-        <w:rFonts w:ascii="Symbol" w:hAnsi="Symbol" w:hint="default"/>
+        <w:rFonts w:hint="default" w:ascii="Symbol" w:hAnsi="Symbol"/>
       </w:rPr>
     </w:lvl>
     <w:lvl w:ilvl="4" w:tplc="240A0003" w:tentative="1">
@@ -341,7 +768,7 @@
         <w:ind w:left="3600" w:hanging="360"/>
       </w:pPr>
       <w:rPr>
-        <w:rFonts w:ascii="Courier New" w:hAnsi="Courier New" w:cs="Courier New" w:hint="default"/>
+        <w:rFonts w:hint="default" w:ascii="Courier New" w:hAnsi="Courier New" w:cs="Courier New"/>
       </w:rPr>
     </w:lvl>
     <w:lvl w:ilvl="5" w:tplc="240A0005" w:tentative="1">
@@ -353,7 +780,7 @@
         <w:ind w:left="4320" w:hanging="360"/>
       </w:pPr>
       <w:rPr>
-        <w:rFonts w:ascii="Wingdings" w:hAnsi="Wingdings" w:hint="default"/>
+        <w:rFonts w:hint="default" w:ascii="Wingdings" w:hAnsi="Wingdings"/>
       </w:rPr>
     </w:lvl>
     <w:lvl w:ilvl="6" w:tplc="240A0001" w:tentative="1">
@@ -365,7 +792,7 @@
         <w:ind w:left="5040" w:hanging="360"/>
       </w:pPr>
       <w:rPr>
-        <w:rFonts w:ascii="Symbol" w:hAnsi="Symbol" w:hint="default"/>
+        <w:rFonts w:hint="default" w:ascii="Symbol" w:hAnsi="Symbol"/>
       </w:rPr>
     </w:lvl>
     <w:lvl w:ilvl="7" w:tplc="240A0003" w:tentative="1">
@@ -377,7 +804,7 @@
         <w:ind w:left="5760" w:hanging="360"/>
       </w:pPr>
       <w:rPr>
-        <w:rFonts w:ascii="Courier New" w:hAnsi="Courier New" w:cs="Courier New" w:hint="default"/>
+        <w:rFonts w:hint="default" w:ascii="Courier New" w:hAnsi="Courier New" w:cs="Courier New"/>
       </w:rPr>
     </w:lvl>
     <w:lvl w:ilvl="8" w:tplc="240A0005" w:tentative="1">
@@ -389,7 +816,7 @@
         <w:ind w:left="6480" w:hanging="360"/>
       </w:pPr>
       <w:rPr>
-        <w:rFonts w:ascii="Wingdings" w:hAnsi="Wingdings" w:hint="default"/>
+        <w:rFonts w:hint="default" w:ascii="Wingdings" w:hAnsi="Wingdings"/>
       </w:rPr>
     </w:lvl>
   </w:abstractNum>
@@ -406,7 +833,7 @@
         <w:ind w:left="720" w:hanging="360"/>
       </w:pPr>
       <w:rPr>
-        <w:rFonts w:ascii="Symbol" w:hAnsi="Symbol" w:hint="default"/>
+        <w:rFonts w:hint="default" w:ascii="Symbol" w:hAnsi="Symbol"/>
       </w:rPr>
     </w:lvl>
     <w:lvl w:ilvl="1" w:tplc="240A0003" w:tentative="1">
@@ -418,7 +845,7 @@
         <w:ind w:left="1440" w:hanging="360"/>
       </w:pPr>
       <w:rPr>
-        <w:rFonts w:ascii="Courier New" w:hAnsi="Courier New" w:cs="Courier New" w:hint="default"/>
+        <w:rFonts w:hint="default" w:ascii="Courier New" w:hAnsi="Courier New" w:cs="Courier New"/>
       </w:rPr>
     </w:lvl>
     <w:lvl w:ilvl="2" w:tplc="240A0005" w:tentative="1">
@@ -430,7 +857,7 @@
         <w:ind w:left="2160" w:hanging="360"/>
       </w:pPr>
       <w:rPr>
-        <w:rFonts w:ascii="Wingdings" w:hAnsi="Wingdings" w:hint="default"/>
+        <w:rFonts w:hint="default" w:ascii="Wingdings" w:hAnsi="Wingdings"/>
       </w:rPr>
     </w:lvl>
     <w:lvl w:ilvl="3" w:tplc="240A0001" w:tentative="1">
@@ -442,7 +869,7 @@
         <w:ind w:left="2880" w:hanging="360"/>
       </w:pPr>
       <w:rPr>
-        <w:rFonts w:ascii="Symbol" w:hAnsi="Symbol" w:hint="default"/>
+        <w:rFonts w:hint="default" w:ascii="Symbol" w:hAnsi="Symbol"/>
       </w:rPr>
     </w:lvl>
     <w:lvl w:ilvl="4" w:tplc="240A0003" w:tentative="1">
@@ -454,7 +881,7 @@
         <w:ind w:left="3600" w:hanging="360"/>
       </w:pPr>
       <w:rPr>
-        <w:rFonts w:ascii="Courier New" w:hAnsi="Courier New" w:cs="Courier New" w:hint="default"/>
+        <w:rFonts w:hint="default" w:ascii="Courier New" w:hAnsi="Courier New" w:cs="Courier New"/>
       </w:rPr>
     </w:lvl>
     <w:lvl w:ilvl="5" w:tplc="240A0005" w:tentative="1">
@@ -466,7 +893,7 @@
         <w:ind w:left="4320" w:hanging="360"/>
       </w:pPr>
       <w:rPr>
-        <w:rFonts w:ascii="Wingdings" w:hAnsi="Wingdings" w:hint="default"/>
+        <w:rFonts w:hint="default" w:ascii="Wingdings" w:hAnsi="Wingdings"/>
       </w:rPr>
     </w:lvl>
     <w:lvl w:ilvl="6" w:tplc="240A0001" w:tentative="1">
@@ -478,7 +905,7 @@
         <w:ind w:left="5040" w:hanging="360"/>
       </w:pPr>
       <w:rPr>
-        <w:rFonts w:ascii="Symbol" w:hAnsi="Symbol" w:hint="default"/>
+        <w:rFonts w:hint="default" w:ascii="Symbol" w:hAnsi="Symbol"/>
       </w:rPr>
     </w:lvl>
     <w:lvl w:ilvl="7" w:tplc="240A0003" w:tentative="1">
@@ -490,7 +917,7 @@
         <w:ind w:left="5760" w:hanging="360"/>
       </w:pPr>
       <w:rPr>
-        <w:rFonts w:ascii="Courier New" w:hAnsi="Courier New" w:cs="Courier New" w:hint="default"/>
+        <w:rFonts w:hint="default" w:ascii="Courier New" w:hAnsi="Courier New" w:cs="Courier New"/>
       </w:rPr>
     </w:lvl>
     <w:lvl w:ilvl="8" w:tplc="240A0005" w:tentative="1">
@@ -502,25 +929,25 @@
         <w:ind w:left="6480" w:hanging="360"/>
       </w:pPr>
       <w:rPr>
-        <w:rFonts w:ascii="Wingdings" w:hAnsi="Wingdings" w:hint="default"/>
+        <w:rFonts w:hint="default" w:ascii="Wingdings" w:hAnsi="Wingdings"/>
       </w:rPr>
     </w:lvl>
   </w:abstractNum>
-  <w:num w:numId="1" w16cid:durableId="991058995">
+  <w:num w:numId="1">
     <w:abstractNumId w:val="0"/>
   </w:num>
-  <w:num w:numId="2" w16cid:durableId="1631327762">
+  <w:num w:numId="2">
     <w:abstractNumId w:val="1"/>
   </w:num>
 </w:numbering>
 </file>
 
 <file path=word/styles.xml><?xml version="1.0" encoding="utf-8"?>
-<w:styles xmlns:mc="http://schemas.openxmlformats.org/markup-compatibility/2006" xmlns:r="http://schemas.openxmlformats.org/officeDocument/2006/relationships" xmlns:w="http://schemas.openxmlformats.org/wordprocessingml/2006/main" xmlns:w14="http://schemas.microsoft.com/office/word/2010/wordml" xmlns:w15="http://schemas.microsoft.com/office/word/2012/wordml" xmlns:w16cex="http://schemas.microsoft.com/office/word/2018/wordml/cex" xmlns:w16cid="http://schemas.microsoft.com/office/word/2016/wordml/cid" xmlns:w16="http://schemas.microsoft.com/office/word/2018/wordml" xmlns:w16du="http://schemas.microsoft.com/office/word/2023/wordml/word16du" xmlns:w16sdtdh="http://schemas.microsoft.com/office/word/2020/wordml/sdtdatahash" xmlns:w16se="http://schemas.microsoft.com/office/word/2015/wordml/symex" mc:Ignorable="w14 w15 w16se w16cid w16 w16cex w16sdtdh w16du">
+<w:styles xmlns:mc="http://schemas.openxmlformats.org/markup-compatibility/2006" xmlns:r="http://schemas.openxmlformats.org/officeDocument/2006/relationships" xmlns:w="http://schemas.openxmlformats.org/wordprocessingml/2006/main" xmlns:w14="http://schemas.microsoft.com/office/word/2010/wordml" xmlns:w15="http://schemas.microsoft.com/office/word/2012/wordml" mc:Ignorable="w14 w15">
   <w:docDefaults>
     <w:rPrDefault>
       <w:rPr>
-        <w:rFonts w:asciiTheme="minorHAnsi" w:eastAsiaTheme="minorHAnsi" w:hAnsiTheme="minorHAnsi" w:cstheme="minorBidi"/>
+        <w:rFonts w:asciiTheme="minorHAnsi" w:hAnsiTheme="minorHAnsi" w:eastAsiaTheme="minorHAnsi" w:cstheme="minorBidi"/>
         <w:sz w:val="22"/>
         <w:szCs w:val="22"/>
         <w:lang w:val="es-CO" w:eastAsia="en-US" w:bidi="ar-SA"/>
@@ -532,17 +959,17 @@
       </w:pPr>
     </w:pPrDefault>
   </w:docDefaults>
-  <w:latentStyles w:defLockedState="0" w:defUIPriority="99" w:defSemiHidden="0" w:defUnhideWhenUsed="0" w:defQFormat="0" w:count="376">
+  <w:latentStyles w:defLockedState="0" w:defUIPriority="99" w:defSemiHidden="0" w:defUnhideWhenUsed="0" w:defQFormat="0" w:count="371">
     <w:lsdException w:name="Normal" w:uiPriority="0" w:qFormat="1"/>
     <w:lsdException w:name="heading 1" w:uiPriority="9" w:qFormat="1"/>
-    <w:lsdException w:name="heading 2" w:semiHidden="1" w:uiPriority="9" w:unhideWhenUsed="1" w:qFormat="1"/>
-    <w:lsdException w:name="heading 3" w:semiHidden="1" w:uiPriority="9" w:unhideWhenUsed="1" w:qFormat="1"/>
-    <w:lsdException w:name="heading 4" w:semiHidden="1" w:uiPriority="9" w:unhideWhenUsed="1" w:qFormat="1"/>
-    <w:lsdException w:name="heading 5" w:semiHidden="1" w:uiPriority="9" w:unhideWhenUsed="1" w:qFormat="1"/>
-    <w:lsdException w:name="heading 6" w:semiHidden="1" w:uiPriority="9" w:unhideWhenUsed="1" w:qFormat="1"/>
-    <w:lsdException w:name="heading 7" w:semiHidden="1" w:uiPriority="9" w:unhideWhenUsed="1" w:qFormat="1"/>
-    <w:lsdException w:name="heading 8" w:semiHidden="1" w:uiPriority="9" w:unhideWhenUsed="1" w:qFormat="1"/>
-    <w:lsdException w:name="heading 9" w:semiHidden="1" w:uiPriority="9" w:unhideWhenUsed="1" w:qFormat="1"/>
+    <w:lsdException w:name="heading 2" w:uiPriority="9" w:semiHidden="1" w:unhideWhenUsed="1" w:qFormat="1"/>
+    <w:lsdException w:name="heading 3" w:uiPriority="9" w:semiHidden="1" w:unhideWhenUsed="1" w:qFormat="1"/>
+    <w:lsdException w:name="heading 4" w:uiPriority="9" w:semiHidden="1" w:unhideWhenUsed="1" w:qFormat="1"/>
+    <w:lsdException w:name="heading 5" w:uiPriority="9" w:semiHidden="1" w:unhideWhenUsed="1" w:qFormat="1"/>
+    <w:lsdException w:name="heading 6" w:uiPriority="9" w:semiHidden="1" w:unhideWhenUsed="1" w:qFormat="1"/>
+    <w:lsdException w:name="heading 7" w:uiPriority="9" w:semiHidden="1" w:unhideWhenUsed="1" w:qFormat="1"/>
+    <w:lsdException w:name="heading 8" w:uiPriority="9" w:semiHidden="1" w:unhideWhenUsed="1" w:qFormat="1"/>
+    <w:lsdException w:name="heading 9" w:uiPriority="9" w:semiHidden="1" w:unhideWhenUsed="1" w:qFormat="1"/>
     <w:lsdException w:name="index 1" w:semiHidden="1" w:unhideWhenUsed="1"/>
     <w:lsdException w:name="index 2" w:semiHidden="1" w:unhideWhenUsed="1"/>
     <w:lsdException w:name="index 3" w:semiHidden="1" w:unhideWhenUsed="1"/>
@@ -552,22 +979,22 @@
     <w:lsdException w:name="index 7" w:semiHidden="1" w:unhideWhenUsed="1"/>
     <w:lsdException w:name="index 8" w:semiHidden="1" w:unhideWhenUsed="1"/>
     <w:lsdException w:name="index 9" w:semiHidden="1" w:unhideWhenUsed="1"/>
-    <w:lsdException w:name="toc 1" w:semiHidden="1" w:uiPriority="39" w:unhideWhenUsed="1"/>
-    <w:lsdException w:name="toc 2" w:semiHidden="1" w:uiPriority="39" w:unhideWhenUsed="1"/>
-    <w:lsdException w:name="toc 3" w:semiHidden="1" w:uiPriority="39" w:unhideWhenUsed="1"/>
-    <w:lsdException w:name="toc 4" w:semiHidden="1" w:uiPriority="39" w:unhideWhenUsed="1"/>
-    <w:lsdException w:name="toc 5" w:semiHidden="1" w:uiPriority="39" w:unhideWhenUsed="1"/>
-    <w:lsdException w:name="toc 6" w:semiHidden="1" w:uiPriority="39" w:unhideWhenUsed="1"/>
-    <w:lsdException w:name="toc 7" w:semiHidden="1" w:uiPriority="39" w:unhideWhenUsed="1"/>
-    <w:lsdException w:name="toc 8" w:semiHidden="1" w:uiPriority="39" w:unhideWhenUsed="1"/>
-    <w:lsdException w:name="toc 9" w:semiHidden="1" w:uiPriority="39" w:unhideWhenUsed="1"/>
+    <w:lsdException w:name="toc 1" w:uiPriority="39" w:semiHidden="1" w:unhideWhenUsed="1"/>
+    <w:lsdException w:name="toc 2" w:uiPriority="39" w:semiHidden="1" w:unhideWhenUsed="1"/>
+    <w:lsdException w:name="toc 3" w:uiPriority="39" w:semiHidden="1" w:unhideWhenUsed="1"/>
+    <w:lsdException w:name="toc 4" w:uiPriority="39" w:semiHidden="1" w:unhideWhenUsed="1"/>
+    <w:lsdException w:name="toc 5" w:uiPriority="39" w:semiHidden="1" w:unhideWhenUsed="1"/>
+    <w:lsdException w:name="toc 6" w:uiPriority="39" w:semiHidden="1" w:unhideWhenUsed="1"/>
+    <w:lsdException w:name="toc 7" w:uiPriority="39" w:semiHidden="1" w:unhideWhenUsed="1"/>
+    <w:lsdException w:name="toc 8" w:uiPriority="39" w:semiHidden="1" w:unhideWhenUsed="1"/>
+    <w:lsdException w:name="toc 9" w:uiPriority="39" w:semiHidden="1" w:unhideWhenUsed="1"/>
     <w:lsdException w:name="Normal Indent" w:semiHidden="1" w:unhideWhenUsed="1"/>
     <w:lsdException w:name="footnote text" w:semiHidden="1" w:unhideWhenUsed="1"/>
     <w:lsdException w:name="annotation text" w:semiHidden="1" w:unhideWhenUsed="1"/>
     <w:lsdException w:name="header" w:semiHidden="1" w:unhideWhenUsed="1"/>
     <w:lsdException w:name="footer" w:semiHidden="1" w:unhideWhenUsed="1"/>
     <w:lsdException w:name="index heading" w:semiHidden="1" w:unhideWhenUsed="1"/>
-    <w:lsdException w:name="caption" w:semiHidden="1" w:uiPriority="35" w:unhideWhenUsed="1" w:qFormat="1"/>
+    <w:lsdException w:name="caption" w:uiPriority="35" w:semiHidden="1" w:unhideWhenUsed="1" w:qFormat="1"/>
     <w:lsdException w:name="table of figures" w:semiHidden="1" w:unhideWhenUsed="1"/>
     <w:lsdException w:name="envelope address" w:semiHidden="1" w:unhideWhenUsed="1"/>
     <w:lsdException w:name="envelope return" w:semiHidden="1" w:unhideWhenUsed="1"/>
@@ -598,7 +1025,7 @@
     <w:lsdException w:name="Title" w:uiPriority="10" w:qFormat="1"/>
     <w:lsdException w:name="Closing" w:semiHidden="1" w:unhideWhenUsed="1"/>
     <w:lsdException w:name="Signature" w:semiHidden="1" w:unhideWhenUsed="1"/>
-    <w:lsdException w:name="Default Paragraph Font" w:semiHidden="1" w:uiPriority="1" w:unhideWhenUsed="1"/>
+    <w:lsdException w:name="Default Paragraph Font" w:uiPriority="1" w:semiHidden="1" w:unhideWhenUsed="1"/>
     <w:lsdException w:name="Body Text" w:semiHidden="1" w:unhideWhenUsed="1"/>
     <w:lsdException w:name="Body Text Indent" w:semiHidden="1" w:unhideWhenUsed="1"/>
     <w:lsdException w:name="List Continue" w:semiHidden="1" w:unhideWhenUsed="1"/>
@@ -798,8 +1225,8 @@
     <w:lsdException w:name="Subtle Reference" w:uiPriority="31" w:qFormat="1"/>
     <w:lsdException w:name="Intense Reference" w:uiPriority="32" w:qFormat="1"/>
     <w:lsdException w:name="Book Title" w:uiPriority="33" w:qFormat="1"/>
-    <w:lsdException w:name="Bibliography" w:semiHidden="1" w:uiPriority="37" w:unhideWhenUsed="1"/>
-    <w:lsdException w:name="TOC Heading" w:semiHidden="1" w:uiPriority="39" w:unhideWhenUsed="1" w:qFormat="1"/>
+    <w:lsdException w:name="Bibliography" w:uiPriority="37" w:semiHidden="1" w:unhideWhenUsed="1"/>
+    <w:lsdException w:name="TOC Heading" w:uiPriority="39" w:semiHidden="1" w:unhideWhenUsed="1" w:qFormat="1"/>
     <w:lsdException w:name="Plain Table 1" w:uiPriority="41"/>
     <w:lsdException w:name="Plain Table 2" w:uiPriority="42"/>
     <w:lsdException w:name="Plain Table 3" w:uiPriority="43"/>
@@ -904,23 +1331,19 @@
     <w:lsdException w:name="List Table 5 Dark Accent 6" w:uiPriority="50"/>
     <w:lsdException w:name="List Table 6 Colorful Accent 6" w:uiPriority="51"/>
     <w:lsdException w:name="List Table 7 Colorful Accent 6" w:uiPriority="52"/>
-    <w:lsdException w:name="Mention" w:semiHidden="1" w:unhideWhenUsed="1"/>
-    <w:lsdException w:name="Smart Hyperlink" w:semiHidden="1" w:unhideWhenUsed="1"/>
-    <w:lsdException w:name="Hashtag" w:semiHidden="1" w:unhideWhenUsed="1"/>
-    <w:lsdException w:name="Unresolved Mention" w:semiHidden="1" w:unhideWhenUsed="1"/>
-    <w:lsdException w:name="Smart Link" w:semiHidden="1" w:unhideWhenUsed="1"/>
   </w:latentStyles>
-  <w:style w:type="paragraph" w:default="1" w:styleId="Normal">
+  <w:style w:type="paragraph" w:styleId="Normal" w:default="1">
     <w:name w:val="Normal"/>
     <w:qFormat/>
+    <w:rsid w:val="0084524D"/>
   </w:style>
-  <w:style w:type="character" w:default="1" w:styleId="Fuentedeprrafopredeter">
+  <w:style w:type="character" w:styleId="Fuentedeprrafopredeter" w:default="1">
     <w:name w:val="Default Paragraph Font"/>
     <w:uiPriority w:val="1"/>
     <w:semiHidden/>
     <w:unhideWhenUsed/>
   </w:style>
-  <w:style w:type="table" w:default="1" w:styleId="Tablanormal">
+  <w:style w:type="table" w:styleId="Tablanormal" w:default="1">
     <w:name w:val="Normal Table"/>
     <w:uiPriority w:val="99"/>
     <w:semiHidden/>
@@ -935,7 +1358,7 @@
       </w:tblCellMar>
     </w:tblPr>
   </w:style>
-  <w:style w:type="numbering" w:default="1" w:styleId="Sinlista">
+  <w:style w:type="numbering" w:styleId="Sinlista" w:default="1">
     <w:name w:val="No List"/>
     <w:uiPriority w:val="99"/>
     <w:semiHidden/>
@@ -945,14 +1368,13 @@
     <w:name w:val="Normal (Web)"/>
     <w:basedOn w:val="Normal"/>
     <w:uiPriority w:val="99"/>
-    <w:semiHidden/>
     <w:unhideWhenUsed/>
     <w:rsid w:val="00E14988"/>
     <w:pPr>
       <w:spacing w:before="100" w:beforeAutospacing="1" w:after="100" w:afterAutospacing="1" w:line="240" w:lineRule="auto"/>
     </w:pPr>
     <w:rPr>
-      <w:rFonts w:ascii="Times New Roman" w:eastAsia="Times New Roman" w:hAnsi="Times New Roman" w:cs="Times New Roman"/>
+      <w:rFonts w:ascii="Times New Roman" w:hAnsi="Times New Roman" w:eastAsia="Times New Roman" w:cs="Times New Roman"/>
       <w:sz w:val="24"/>
       <w:szCs w:val="24"/>
       <w:lang w:eastAsia="es-CO"/>
@@ -969,11 +1391,33 @@
       <w:contextualSpacing/>
     </w:pPr>
   </w:style>
+  <w:style w:type="character" w:styleId="Textoennegrita">
+    <w:name w:val="Strong"/>
+    <w:basedOn w:val="Fuentedeprrafopredeter"/>
+    <w:uiPriority w:val="22"/>
+    <w:qFormat/>
+    <w:rsid w:val="0095335A"/>
+    <w:rPr>
+      <w:b/>
+      <w:bCs/>
+    </w:rPr>
+  </w:style>
+  <w:style w:type="character" w:styleId="nfasis">
+    <w:name w:val="Emphasis"/>
+    <w:basedOn w:val="Fuentedeprrafopredeter"/>
+    <w:uiPriority w:val="20"/>
+    <w:qFormat/>
+    <w:rsid w:val="000E1175"/>
+    <w:rPr>
+      <w:i/>
+      <w:iCs/>
+    </w:rPr>
+  </w:style>
 </w:styles>
 </file>
 
 <file path=word/theme/theme1.xml><?xml version="1.0" encoding="utf-8"?>
-<a:theme xmlns:a="http://schemas.openxmlformats.org/drawingml/2006/main" name="Tema de Office">
+<a:theme xmlns:a="http://schemas.openxmlformats.org/drawingml/2006/main" xmlns:thm15="http://schemas.microsoft.com/office/thememl/2012/main" name="Tema de Office">
   <a:themeElements>
     <a:clrScheme name="Office">
       <a:dk1>
@@ -1234,6 +1678,26 @@
 </file>
 
 <file path=customXml/item1.xml><?xml version="1.0" encoding="utf-8"?>
+<p:properties xmlns:p="http://schemas.microsoft.com/office/2006/metadata/properties" xmlns:xsi="http://www.w3.org/2001/XMLSchema-instance" xmlns:pc="http://schemas.microsoft.com/office/infopath/2007/PartnerControls">
+  <documentManagement>
+    <TaxCatchAll xmlns="13c90a0b-73bc-4dc0-be5f-28d77b615beb" xsi:nil="true"/>
+    <lcf76f155ced4ddcb4097134ff3c332f xmlns="13c93bba-48ce-428c-bfe5-88b42c19b028">
+      <Terms xmlns="http://schemas.microsoft.com/office/infopath/2007/PartnerControls"/>
+    </lcf76f155ced4ddcb4097134ff3c332f>
+  </documentManagement>
+</p:properties>
+</file>
+
+<file path=customXml/item2.xml><?xml version="1.0" encoding="utf-8"?>
+<?mso-contentType ?>
+<FormTemplates xmlns="http://schemas.microsoft.com/sharepoint/v3/contenttype/forms">
+  <Display>DocumentLibraryForm</Display>
+  <Edit>DocumentLibraryForm</Edit>
+  <New>DocumentLibraryForm</New>
+</FormTemplates>
+</file>
+
+<file path=customXml/item3.xml><?xml version="1.0" encoding="utf-8"?>
 <ct:contentTypeSchema xmlns:ct="http://schemas.microsoft.com/office/2006/metadata/contentType" xmlns:ma="http://schemas.microsoft.com/office/2006/metadata/properties/metaAttributes" ct:_="" ma:_="" ma:contentTypeName="Documento" ma:contentTypeID="0x0101006A81D6BD42E8DF4C91013959704817E1" ma:contentTypeVersion="15" ma:contentTypeDescription="Crear nuevo documento." ma:contentTypeScope="" ma:versionID="bf4f72ffd194f0963ff564daca6869f7">
   <xsd:schema xmlns:xsd="http://www.w3.org/2001/XMLSchema" xmlns:xs="http://www.w3.org/2001/XMLSchema" xmlns:p="http://schemas.microsoft.com/office/2006/metadata/properties" xmlns:ns2="13c90a0b-73bc-4dc0-be5f-28d77b615beb" xmlns:ns3="13c93bba-48ce-428c-bfe5-88b42c19b028" targetNamespace="http://schemas.microsoft.com/office/2006/metadata/properties" ma:root="true" ma:fieldsID="8718d6f4873a5b1392a45044efa78385" ns2:_="" ns3:_="">
     <xsd:import namespace="13c90a0b-73bc-4dc0-be5f-28d77b615beb"/>
@@ -1468,41 +1932,13 @@
 </ct:contentTypeSchema>
 </file>
 
-<file path=customXml/item2.xml><?xml version="1.0" encoding="utf-8"?>
-<?mso-contentType ?>
-<FormTemplates xmlns="http://schemas.microsoft.com/sharepoint/v3/contenttype/forms">
-  <Display>DocumentLibraryForm</Display>
-  <Edit>DocumentLibraryForm</Edit>
-  <New>DocumentLibraryForm</New>
-</FormTemplates>
-</file>
-
-<file path=customXml/item3.xml><?xml version="1.0" encoding="utf-8"?>
-<p:properties xmlns:p="http://schemas.microsoft.com/office/2006/metadata/properties" xmlns:xsi="http://www.w3.org/2001/XMLSchema-instance" xmlns:pc="http://schemas.microsoft.com/office/infopath/2007/PartnerControls">
-  <documentManagement>
-    <TaxCatchAll xmlns="13c90a0b-73bc-4dc0-be5f-28d77b615beb" xsi:nil="true"/>
-    <lcf76f155ced4ddcb4097134ff3c332f xmlns="13c93bba-48ce-428c-bfe5-88b42c19b028">
-      <Terms xmlns="http://schemas.microsoft.com/office/infopath/2007/PartnerControls"/>
-    </lcf76f155ced4ddcb4097134ff3c332f>
-  </documentManagement>
-</p:properties>
-</file>
-
 <file path=customXml/itemProps1.xml><?xml version="1.0" encoding="utf-8"?>
-<ds:datastoreItem xmlns:ds="http://schemas.openxmlformats.org/officeDocument/2006/customXml" ds:itemID="{6C065A84-E758-4979-B383-60239D97AF70}">
+<ds:datastoreItem xmlns:ds="http://schemas.openxmlformats.org/officeDocument/2006/customXml" ds:itemID="{C40E4241-7D22-40D4-9F65-F8D3378A8CBC}">
   <ds:schemaRefs>
-    <ds:schemaRef ds:uri="http://schemas.microsoft.com/office/2006/metadata/contentType"/>
-    <ds:schemaRef ds:uri="http://schemas.microsoft.com/office/2006/metadata/properties/metaAttributes"/>
-    <ds:schemaRef ds:uri="http://www.w3.org/2001/XMLSchema"/>
     <ds:schemaRef ds:uri="http://schemas.microsoft.com/office/2006/metadata/properties"/>
-    <ds:schemaRef ds:uri="13c90a0b-73bc-4dc0-be5f-28d77b615beb"/>
-    <ds:schemaRef ds:uri="13c93bba-48ce-428c-bfe5-88b42c19b028"/>
-    <ds:schemaRef ds:uri="http://schemas.microsoft.com/office/2006/documentManagement/types"/>
     <ds:schemaRef ds:uri="http://schemas.microsoft.com/office/infopath/2007/PartnerControls"/>
-    <ds:schemaRef ds:uri="http://schemas.openxmlformats.org/package/2006/metadata/core-properties"/>
-    <ds:schemaRef ds:uri="http://purl.org/dc/elements/1.1/"/>
-    <ds:schemaRef ds:uri="http://purl.org/dc/terms/"/>
-    <ds:schemaRef ds:uri="http://schemas.microsoft.com/internal/obd"/>
+    <ds:schemaRef ds:uri="285d351f-f218-493a-825f-85a9dfbde315"/>
+    <ds:schemaRef ds:uri="55abea07-cd72-4a95-add0-1082a24cf9e9"/>
   </ds:schemaRefs>
 </ds:datastoreItem>
 </file>
@@ -1516,12 +1952,5 @@
 </file>
 
 <file path=customXml/itemProps3.xml><?xml version="1.0" encoding="utf-8"?>
-<ds:datastoreItem xmlns:ds="http://schemas.openxmlformats.org/officeDocument/2006/customXml" ds:itemID="{C40E4241-7D22-40D4-9F65-F8D3378A8CBC}">
-  <ds:schemaRefs>
-    <ds:schemaRef ds:uri="http://schemas.microsoft.com/office/2006/metadata/properties"/>
-    <ds:schemaRef ds:uri="http://schemas.microsoft.com/office/infopath/2007/PartnerControls"/>
-    <ds:schemaRef ds:uri="13c90a0b-73bc-4dc0-be5f-28d77b615beb"/>
-    <ds:schemaRef ds:uri="13c93bba-48ce-428c-bfe5-88b42c19b028"/>
-  </ds:schemaRefs>
-</ds:datastoreItem>
+<ds:datastoreItem xmlns:ds="http://schemas.openxmlformats.org/officeDocument/2006/customXml" ds:itemID="{FBB973B4-2D6C-4FE4-BBEC-1DC3BE146865}"/>
 </file>